--- a/Formazioni/2026-10_Certego_AI_Literacy/Proposta_Certego_AI_Literacy.docx
+++ b/Formazioni/2026-10_Certego_AI_Literacy/Proposta_Certego_AI_Literacy.docx
@@ -42,7 +42,7 @@
           <w:sz w:val="18"/>
           <w:szCs w:val="18"/>
         </w:rPr>
-        <w:t xml:space="preserve">Ottobre 2026  ·  Bozza da condividere con il committente</w:t>
+        <w:t>Ottobre 2026  ·  Bozza da condividere con il committente</w:t>
       </w:r>
     </w:p>
     <w:p>
@@ -148,7 +148,7 @@
                 <w:sz w:val="18"/>
                 <w:szCs w:val="18"/>
               </w:rPr>
-              <w:t xml:space="preserve"> a distanza di 1-2 settimane</w:t>
+              <w:t xml:space="preserve"> </w:t>
             </w:r>
           </w:p>
         </w:tc>
@@ -2391,23 +2391,6 @@
               <w:t>Quattro categorie d'uso: consentito, con cautele, da autorizzare, vietato</w:t>
             </w:r>
           </w:p>
-          <w:p>
-            <w:pPr>
-              <w:pStyle w:val="Paragrafoelenco"/>
-              <w:numPr>
-                <w:ilvl w:val="0"/>
-                <w:numId w:val="3"/>
-              </w:numPr>
-              <w:spacing w:after="20" w:line="252" w:lineRule="auto"/>
-            </w:pPr>
-            <w:r>
-              <w:rPr>
-                <w:sz w:val="18"/>
-                <w:szCs w:val="18"/>
-              </w:rPr>
-              <w:t>Una policy scritta o una policy praticata</w:t>
-            </w:r>
-          </w:p>
         </w:tc>
       </w:tr>
       <w:tr>
@@ -2650,7 +2633,7 @@
     </w:p>
     <w:p>
       <w:pPr>
-        <w:spacing w:before="360" w:after="0"/>
+        <w:spacing w:before="360"/>
       </w:pPr>
       <w:r>
         <w:rPr>
